--- a/讀書心得/醫魂讀書心得.docx
+++ b/讀書心得/醫魂讀書心得.docx
@@ -4,34 +4,30 @@
   <w:body>
     <w:p>
       <w:pPr>
-        <w:spacing w:after="60" w:line="360" w:lineRule="auto"/>
-        <w:jc w:val="center"/>
-      </w:pPr>
-      <w:r>
-        <w:rPr>
-          <w:rFonts w:ascii="DFKai-SB" w:cs="標楷體" w:eastAsia="標楷體" w:hAnsi="DFKai-SB" w:hint="eastAsia"/>
-          <w:b/>
-          <w:bCs/>
-          <w:sz w:val="24"/>
-          <w:szCs w:val="24"/>
-        </w:rPr>
-        <w:t xml:space="preserve">醫者的靈魂，藏在錯肩之間——讀《醫魂：醫療現場的21則啟發》</w:t>
-      </w:r>
-    </w:p>
-    <w:p>
-      <w:pPr>
-        <w:spacing w:after="120" w:line="360" w:lineRule="auto"/>
-        <w:jc w:val="center"/>
-      </w:pPr>
-      <w:r>
-        <w:rPr>
-          <w:rFonts w:ascii="DFKai-SB" w:cs="標楷體" w:eastAsia="標楷體" w:hAnsi="DFKai-SB" w:hint="eastAsia"/>
-          <w:b w:val="false"/>
-          <w:bCs w:val="false"/>
-          <w:sz w:val="24"/>
-          <w:szCs w:val="24"/>
-        </w:rPr>
-        <w:t xml:space="preserve">許爾文‧努蘭 著／崔宏立 譯／時報出版／二○一九年十一月‧十周年紀念版</w:t>
+        <w:spacing w:after="180" w:line="360" w:lineRule="auto"/>
+        <w:jc w:val="left"/>
+      </w:pPr>
+      <w:r>
+        <w:rPr>
+          <w:rFonts w:ascii="DFKai-SB" w:cs="標楷體" w:eastAsia="標楷體" w:hAnsi="DFKai-SB" w:hint="eastAsia"/>
+          <w:sz w:val="24"/>
+          <w:szCs w:val="24"/>
+        </w:rPr>
+        <w:t xml:space="preserve">書名：醫魂：醫療現場的21則啟發</w:t>
+      </w:r>
+    </w:p>
+    <w:p>
+      <w:pPr>
+        <w:spacing w:after="240" w:line="360" w:lineRule="auto"/>
+        <w:jc w:val="left"/>
+      </w:pPr>
+      <w:r>
+        <w:rPr>
+          <w:rFonts w:ascii="DFKai-SB" w:cs="標楷體" w:eastAsia="標楷體" w:hAnsi="DFKai-SB" w:hint="eastAsia"/>
+          <w:sz w:val="24"/>
+          <w:szCs w:val="24"/>
+        </w:rPr>
+        <w:t xml:space="preserve">年級：三　　　　學號：B1202036　　　　姓名：洪睿浥</w:t>
       </w:r>
     </w:p>
     <w:p>
@@ -43,12 +39,10 @@
       <w:r>
         <w:rPr>
           <w:rFonts w:ascii="DFKai-SB" w:cs="標楷體" w:eastAsia="標楷體" w:hAnsi="DFKai-SB" w:hint="eastAsia"/>
-          <w:b w:val="false"/>
-          <w:bCs w:val="false"/>
-          <w:sz w:val="24"/>
-          <w:szCs w:val="24"/>
-        </w:rPr>
-        <w:t xml:space="preserve">這本書沒有教我任何一種開刀的技巧，也沒有列出任何一條治療準則，它只是安安靜靜地把二十一位醫師請上台，讓他們說出行醫生涯裡最難忘的那一位病人。作者許爾文‧努蘭是耶魯大學的外科醫師，寫過《死亡的臉》，這回他甘願退到幕後，只當一個說故事的人，把外科、麻醉科、婦產科、心臟科、皮膚科的同行一一喚來，讓他們自己開口。二十一則故事全以第一人稱娓娓道來，不修飾、不辯解，也不急著替這個行業說話，橫跨各科，熱鬧、蕪雜、彼此無關，讀來卻像一部以白色巨塔為舞臺的《坎特伯里故事集》。</w:t>
+          <w:sz w:val="24"/>
+          <w:szCs w:val="24"/>
+        </w:rPr>
+        <w:t xml:space="preserve">這本書沒有教我任何一種開刀的技巧，也沒有列出任何一條治療準則，它只是把二十一位醫師請上台，讓他們說出行醫生涯裡最難忘的那一位病人。作者許爾文‧努蘭是耶魯大學的外科醫師，寫過《死亡的臉》，這回他甘願退到幕後，只當說故事的人，把外科、麻醉科、婦產科、心臟科、皮膚科的同行一一喚來，讓他們自己開口。二十一則故事全以第一人稱娓娓道來，不修飾、不辯解，也不急著替這行說話，橫跨各科，彼此無關，讀來卻像一部以白色巨塔為舞臺的《坎特伯里故事集》。</w:t>
       </w:r>
     </w:p>
     <w:p>
@@ -60,8 +54,6 @@
       <w:r>
         <w:rPr>
           <w:rFonts w:ascii="DFKai-SB" w:cs="標楷體" w:eastAsia="標楷體" w:hAnsi="DFKai-SB" w:hint="eastAsia"/>
-          <w:b w:val="false"/>
-          <w:bCs w:val="false"/>
           <w:sz w:val="24"/>
           <w:szCs w:val="24"/>
         </w:rPr>
@@ -77,8 +69,6 @@
       <w:r>
         <w:rPr>
           <w:rFonts w:ascii="DFKai-SB" w:cs="標楷體" w:eastAsia="標楷體" w:hAnsi="DFKai-SB" w:hint="eastAsia"/>
-          <w:b w:val="false"/>
-          <w:bCs w:val="false"/>
           <w:sz w:val="24"/>
           <w:szCs w:val="24"/>
         </w:rPr>
@@ -94,8 +84,6 @@
       <w:r>
         <w:rPr>
           <w:rFonts w:ascii="DFKai-SB" w:cs="標楷體" w:eastAsia="標楷體" w:hAnsi="DFKai-SB" w:hint="eastAsia"/>
-          <w:b w:val="false"/>
-          <w:bCs w:val="false"/>
           <w:sz w:val="24"/>
           <w:szCs w:val="24"/>
         </w:rPr>
@@ -111,12 +99,10 @@
       <w:r>
         <w:rPr>
           <w:rFonts w:ascii="DFKai-SB" w:cs="標楷體" w:eastAsia="標楷體" w:hAnsi="DFKai-SB" w:hint="eastAsia"/>
-          <w:b w:val="false"/>
-          <w:bCs w:val="false"/>
-          <w:sz w:val="24"/>
-          <w:szCs w:val="24"/>
-        </w:rPr>
-        <w:t xml:space="preserve">十年過去，這本書重新出版，讀起來竟一點也不舊。它沒有給我標準答案，只是提醒我：所謂「醫魂」，不住在昂貴的儀器裡，也不寫在冰冷的病歷上，而住在願意把病人當成一個完整的人來看待的那個念頭裡。它其實不只寫給穿白袍的人看，任何一個會生病、會老去、會陪著親人走過長廊的人，都能在裡面認出自己。手術刀縫合的是身體上的裂口，而這些故事縫合的，是醫病之間那道看不見的距離。</w:t>
+          <w:sz w:val="24"/>
+          <w:szCs w:val="24"/>
+        </w:rPr>
+        <w:t xml:space="preserve">闔上書頁，我沒有得到任何一種標準答案，只得到一個提醒：所謂「醫魂」，不住在昂貴的儀器裡，也不寫在冰冷的病歷上，而住在願意把病人當成一個完整的人來看待的那個念頭裡。它其實不只寫給穿白袍的人看，任何一個會生病、會老去、會陪著親人走過長廊的人，都能在裡面認出自己。手術刀縫合的是身體上的裂口，而這些故事縫合的，是醫病之間那道看不見的距離。</w:t>
       </w:r>
     </w:p>
     <w:sectPr>

--- a/讀書心得/醫魂讀書心得.docx
+++ b/讀書心得/醫魂讀書心得.docx
@@ -27,7 +27,7 @@
           <w:sz w:val="24"/>
           <w:szCs w:val="24"/>
         </w:rPr>
-        <w:t xml:space="preserve">年級：三　　　　學號：B1202036　　　　姓名：洪睿浥</w:t>
+        <w:t xml:space="preserve">年級：四　　　　學號：B1202036　　　　姓名：洪睿浥</w:t>
       </w:r>
     </w:p>
     <w:p>
@@ -72,7 +72,7 @@
           <w:sz w:val="24"/>
           <w:szCs w:val="24"/>
         </w:rPr>
-        <w:t xml:space="preserve">最讓我久久無法翻頁的，是努蘭寫自己的女兒因水腦症被推進手術室。同一條走廊、同一種消毒水的氣味、同一扇緩緩關上的門，只因為他從醫師換成了家屬，一切就全變了模樣。讀到那裡我才明白，醫療現場最難的從來不是技術，而是理解——理解對面那個人此刻的害怕，也理解自己站在病床邊時的無能為力。</w:t>
+        <w:t xml:space="preserve">有一段我讀完後停了很久，遲遲沒能翻頁：努蘭寫自己的女兒因水腦症被推進手術室。同一條走廊、同一種消毒水的氣味、同一扇緩緩關上的門，只因為他從醫師換成了家屬，一切就全變了模樣。讀到那裡我才明白，醫療現場最難的從來不是技術，而是理解——理解對面那個人此刻的害怕，也理解自己站在病床邊時的無能為力。</w:t>
       </w:r>
     </w:p>
     <w:p>

--- a/讀書心得/醫魂讀書心得.docx
+++ b/讀書心得/醫魂讀書心得.docx
@@ -9,7 +9,7 @@
       </w:pPr>
       <w:r>
         <w:rPr>
-          <w:rFonts w:ascii="DFKai-SB" w:cs="標楷體" w:eastAsia="標楷體" w:hAnsi="DFKai-SB" w:hint="eastAsia"/>
+          <w:rFonts w:ascii="標楷體" w:cs="標楷體" w:eastAsia="標楷體" w:hAnsi="標楷體" w:hint="eastAsia"/>
           <w:sz w:val="24"/>
           <w:szCs w:val="24"/>
         </w:rPr>
@@ -23,7 +23,7 @@
       </w:pPr>
       <w:r>
         <w:rPr>
-          <w:rFonts w:ascii="DFKai-SB" w:cs="標楷體" w:eastAsia="標楷體" w:hAnsi="DFKai-SB" w:hint="eastAsia"/>
+          <w:rFonts w:ascii="標楷體" w:cs="標楷體" w:eastAsia="標楷體" w:hAnsi="標楷體" w:hint="eastAsia"/>
           <w:sz w:val="24"/>
           <w:szCs w:val="24"/>
         </w:rPr>
@@ -38,7 +38,7 @@
       </w:pPr>
       <w:r>
         <w:rPr>
-          <w:rFonts w:ascii="DFKai-SB" w:cs="標楷體" w:eastAsia="標楷體" w:hAnsi="DFKai-SB" w:hint="eastAsia"/>
+          <w:rFonts w:ascii="標楷體" w:cs="標楷體" w:eastAsia="標楷體" w:hAnsi="標楷體" w:hint="eastAsia"/>
           <w:sz w:val="24"/>
           <w:szCs w:val="24"/>
         </w:rPr>
@@ -53,7 +53,7 @@
       </w:pPr>
       <w:r>
         <w:rPr>
-          <w:rFonts w:ascii="DFKai-SB" w:cs="標楷體" w:eastAsia="標楷體" w:hAnsi="DFKai-SB" w:hint="eastAsia"/>
+          <w:rFonts w:ascii="標楷體" w:cs="標楷體" w:eastAsia="標楷體" w:hAnsi="標楷體" w:hint="eastAsia"/>
           <w:sz w:val="24"/>
           <w:szCs w:val="24"/>
         </w:rPr>
@@ -68,7 +68,7 @@
       </w:pPr>
       <w:r>
         <w:rPr>
-          <w:rFonts w:ascii="DFKai-SB" w:cs="標楷體" w:eastAsia="標楷體" w:hAnsi="DFKai-SB" w:hint="eastAsia"/>
+          <w:rFonts w:ascii="標楷體" w:cs="標楷體" w:eastAsia="標楷體" w:hAnsi="標楷體" w:hint="eastAsia"/>
           <w:sz w:val="24"/>
           <w:szCs w:val="24"/>
         </w:rPr>
@@ -83,7 +83,7 @@
       </w:pPr>
       <w:r>
         <w:rPr>
-          <w:rFonts w:ascii="DFKai-SB" w:cs="標楷體" w:eastAsia="標楷體" w:hAnsi="DFKai-SB" w:hint="eastAsia"/>
+          <w:rFonts w:ascii="標楷體" w:cs="標楷體" w:eastAsia="標楷體" w:hAnsi="標楷體" w:hint="eastAsia"/>
           <w:sz w:val="24"/>
           <w:szCs w:val="24"/>
         </w:rPr>
@@ -98,7 +98,7 @@
       </w:pPr>
       <w:r>
         <w:rPr>
-          <w:rFonts w:ascii="DFKai-SB" w:cs="標楷體" w:eastAsia="標楷體" w:hAnsi="DFKai-SB" w:hint="eastAsia"/>
+          <w:rFonts w:ascii="標楷體" w:cs="標楷體" w:eastAsia="標楷體" w:hAnsi="標楷體" w:hint="eastAsia"/>
           <w:sz w:val="24"/>
           <w:szCs w:val="24"/>
         </w:rPr>
@@ -293,7 +293,7 @@
   <w:docDefaults>
     <w:rPrDefault>
       <w:rPr>
-        <w:rFonts w:ascii="DFKai-SB" w:cs="標楷體" w:eastAsia="標楷體" w:hAnsi="DFKai-SB" w:hint="eastAsia"/>
+        <w:rFonts w:ascii="標楷體" w:cs="標楷體" w:eastAsia="標楷體" w:hAnsi="標楷體" w:hint="eastAsia"/>
         <w:sz w:val="24"/>
         <w:szCs w:val="24"/>
       </w:rPr>

--- a/讀書心得/醫魂讀書心得.docx
+++ b/讀書心得/醫魂讀書心得.docx
@@ -42,7 +42,7 @@
           <w:sz w:val="24"/>
           <w:szCs w:val="24"/>
         </w:rPr>
-        <w:t xml:space="preserve">這本書沒有教我任何一種開刀的技巧，也沒有列出任何一條治療準則，它只是把二十一位醫師請上台，讓他們說出行醫生涯裡最難忘的那一位病人。作者許爾文‧努蘭是耶魯大學的外科醫師，寫過《死亡的臉》，這回他甘願退到幕後，只當說故事的人，把外科、麻醉科、婦產科、心臟科、皮膚科的同行一一喚來，讓他們自己開口。二十一則故事全以第一人稱娓娓道來，不修飾、不辯解，也不急著替這行說話，橫跨各科，彼此無關，讀來卻像一部以白色巨塔為舞臺的《坎特伯里故事集》。</w:t>
+        <w:t xml:space="preserve">這本書沒有教我任何一種開刀的技巧，也沒有列出任何一條治療準則，它只是把二十一位醫師請上台，讓他們說出行醫生涯裡最難忘的那一位病人。作者許爾文‧努蘭是耶魯大學的外科醫師，這回他甘願退到幕後，只當說故事的人，把外科、麻醉科、婦產科、心臟科、皮膚科、腸胃科、眼科的同行一一喚來，讓他們自己開口，說說那位病人究竟教會了自己什麼。這些故事多半發生在幾十年前的醫療現場，能倚賴的檢查與儀器都遠不如今天，醫師的判斷因此顯得格外要緊。二十一則故事全以第一人稱娓娓道來，不修飾、不辯解，也不急著替這行說話，橫跨各科，彼此無關，讀來卻像一部以白色巨塔為舞臺的《坎特伯里故事集》。</w:t>
       </w:r>
     </w:p>
     <w:p>

--- a/讀書心得/醫魂讀書心得.docx
+++ b/讀書心得/醫魂讀書心得.docx
@@ -42,7 +42,7 @@
           <w:sz w:val="24"/>
           <w:szCs w:val="24"/>
         </w:rPr>
-        <w:t xml:space="preserve">這本書沒有教我任何一種開刀的技巧，也沒有列出任何一條治療準則，它只是把二十一位醫師請上台，讓他們說出行醫生涯裡最難忘的那一位病人。作者許爾文‧努蘭是耶魯大學的外科醫師，這回他甘願退到幕後，只當說故事的人，把外科、麻醉科、婦產科、心臟科、皮膚科、腸胃科、眼科的同行一一喚來，讓他們自己開口，說說那位病人究竟教會了自己什麼。這些故事多半發生在幾十年前的醫療現場，能倚賴的檢查與儀器都遠不如今天，醫師的判斷因此顯得格外要緊。二十一則故事全以第一人稱娓娓道來，不修飾、不辯解，也不急著替這行說話，橫跨各科，彼此無關，讀來卻像一部以白色巨塔為舞臺的《坎特伯里故事集》。</w:t>
+        <w:t xml:space="preserve">這本書沒有教我任何一種開刀的技巧，也沒有列出任何一條治療準則，它只是把二十一位醫師請上台，讓他們說出行醫生涯裡最難忘的那一位病人。作者許爾文‧努蘭是耶魯大學的外科醫師，這回他甘願退到幕後，只當說故事的人，把外科、麻醉科、婦產科、心臟科、皮膚科、腸胃科、眼科的同行一一喚來，讓他們自己開口，說說那位病人究竟教會了自己什麼。每一則都以第一人稱娓娓道來，不修飾、不辯解，也不急著替這行說話。故事多半發生在幾十年前的醫療現場，能倚賴的檢查與儀器都遠不如今天，醫師的判斷因此顯得格外要緊。</w:t>
       </w:r>
     </w:p>
     <w:p>
@@ -72,7 +72,7 @@
           <w:sz w:val="24"/>
           <w:szCs w:val="24"/>
         </w:rPr>
-        <w:t xml:space="preserve">有一段我讀完後停了很久，遲遲沒能翻頁：努蘭寫自己的女兒因水腦症被推進手術室。同一條走廊、同一種消毒水的氣味、同一扇緩緩關上的門，只因為他從醫師換成了家屬，一切就全變了模樣。讀到那裡我才明白，醫療現場最難的從來不是技術，而是理解——理解對面那個人此刻的害怕，也理解自己站在病床邊時的無能為力。</w:t>
+        <w:t xml:space="preserve">努蘭也寫了自己的女兒。她因水腦症被推進手術室，同一條走廊、同一種消毒水的氣味、同一扇緩緩關上的門，只因為他從醫師換成了家屬，一切就全變了模樣。讀到那裡我才明白，醫療現場最難的從來不是技術，而是理解——理解對面那個人此刻的害怕，也理解自己站在病床邊時的無能為力。</w:t>
       </w:r>
     </w:p>
     <w:p>
@@ -87,7 +87,7 @@
           <w:sz w:val="24"/>
           <w:szCs w:val="24"/>
         </w:rPr>
-        <w:t xml:space="preserve">努蘭說，醫師與病人的每一次相遇，都同時牽動著專業上的判斷與人格上的抉擇。他們往往只是彼此的過客，但正是這些短暫的錯肩，改變了一個人往後的日子。想起陪家人在醫院等待報告的那些下午，我早已記不得任何一項檢查數值，卻清楚記得某位醫師蹲下身、把語速放慢的樣子。原來被記住的從來不是療效，而是態度；治得好病的是技術，安得了人心的，是那一點願意多停留幾分鐘的溫度。</w:t>
+        <w:t xml:space="preserve">醫師與病人的每一次相遇，都同時牽動著專業上的判斷與人格上的抉擇。他們往往只是彼此的過客，但正是這些短暫的錯肩，改變了一個人往後的日子。想起陪家人在醫院等待報告的那些下午，我早已記不得任何一項檢查數值，卻清楚記得某位醫師蹲下身、把語速放慢的樣子。原來被記住的從來不是療效，而是態度；治得好病的是技術，安得了人心的，是那一點願意多停留幾分鐘的溫度。</w:t>
       </w:r>
     </w:p>
     <w:p>
